--- a/restaurante-ratings/Briefing.docx
+++ b/restaurante-ratings/Briefing.docx
@@ -161,6 +161,7 @@
           <w:rFonts w:ascii="Times New Roman" w:eastAsia="Times New Roman" w:hAnsi="Times New Roman" w:cs="Times New Roman"/>
           <w:sz w:val="24"/>
           <w:szCs w:val="24"/>
+          <w:highlight w:val="yellow"/>
           <w:lang w:eastAsia="pt-BR"/>
         </w:rPr>
       </w:pPr>
@@ -173,6 +174,7 @@
           <w:bCs/>
           <w:sz w:val="24"/>
           <w:szCs w:val="24"/>
+          <w:highlight w:val="yellow"/>
           <w:lang w:eastAsia="pt-BR"/>
         </w:rPr>
         <w:t>consumers</w:t>
@@ -184,6 +186,7 @@
           <w:rFonts w:ascii="Times New Roman" w:eastAsia="Times New Roman" w:hAnsi="Times New Roman" w:cs="Times New Roman"/>
           <w:sz w:val="24"/>
           <w:szCs w:val="24"/>
+          <w:highlight w:val="yellow"/>
           <w:lang w:eastAsia="pt-BR"/>
         </w:rPr>
         <w:t xml:space="preserve"> – cadastro de clientes</w:t>
@@ -275,7 +278,18 @@
           <w:szCs w:val="24"/>
           <w:lang w:eastAsia="pt-BR"/>
         </w:rPr>
-        <w:t xml:space="preserve"> – informações dos restaurantes</w:t>
+        <w:t xml:space="preserve"> – inf</w:t>
+      </w:r>
+      <w:bookmarkStart w:id="0" w:name="_GoBack"/>
+      <w:bookmarkEnd w:id="0"/>
+      <w:r>
+        <w:rPr>
+          <w:rFonts w:ascii="Times New Roman" w:eastAsia="Times New Roman" w:hAnsi="Times New Roman" w:cs="Times New Roman"/>
+          <w:sz w:val="24"/>
+          <w:szCs w:val="24"/>
+          <w:lang w:eastAsia="pt-BR"/>
+        </w:rPr>
+        <w:t>ormações dos restaurantes</w:t>
       </w:r>
     </w:p>
     <w:p>
@@ -443,18 +457,7 @@
           <w:szCs w:val="24"/>
           <w:lang w:eastAsia="pt-BR"/>
         </w:rPr>
-        <w:t>Entregar uma a</w:t>
-      </w:r>
-      <w:bookmarkStart w:id="0" w:name="_GoBack"/>
-      <w:bookmarkEnd w:id="0"/>
-      <w:r>
-        <w:rPr>
-          <w:rFonts w:ascii="Times New Roman" w:eastAsia="Times New Roman" w:hAnsi="Times New Roman" w:cs="Times New Roman"/>
-          <w:sz w:val="24"/>
-          <w:szCs w:val="24"/>
-          <w:lang w:eastAsia="pt-BR"/>
-        </w:rPr>
-        <w:t xml:space="preserve">nálise clara e visual que mostre como </w:t>
+        <w:t xml:space="preserve">Entregar uma análise clara e visual que mostre como </w:t>
       </w:r>
       <w:r>
         <w:rPr>
